--- a/word_reports/LP_0116_위치_462_Cut 'N' Move_I'm Alive.docx
+++ b/word_reports/LP_0116_위치_462_Cut 'N' Move_I'm Alive.docx
@@ -4,7 +4,7 @@
   <w:body>
     <w:p>
       <w:pPr>
-        <w:spacing w:after="280"/>
+        <w:spacing w:after="80"/>
       </w:pPr>
       <w:r>
         <w:rPr w:rFonts="맑은 고딕">
@@ -13,94 +13,47 @@
           <w:color w:val="1E3A8A"/>
           <w:sz w:val="30"/>
         </w:rPr>
-        <w:t>[462] Cut 'N' Move - I'm Alive</w:t>
+        <w:t>Cut 'N' Move (컷 'N' 이동) - I'm Alive</w:t>
       </w:r>
     </w:p>
     <w:p>
       <w:pPr>
-        <w:spacing w:after="320"/>
+        <w:spacing w:after="240"/>
       </w:pPr>
       <w:r>
         <w:rPr w:rFonts="맑은 고딕">
           <w:rFonts w:ascii="맑은 고딕" w:hAnsi="맑은 고딕" w:eastAsia="맑은 고딕"/>
           <w:b/>
-          <w:sz w:val="20"/>
+          <w:color w:val="4B5563"/>
+          <w:sz w:val="22"/>
         </w:rPr>
-        <w:t>■ 위치 : 462</w:t>
-        <w:br/>
-      </w:r>
-      <w:r>
-        <w:rPr w:rFonts="맑은 고딕">
-          <w:rFonts w:ascii="맑은 고딕" w:hAnsi="맑은 고딕" w:eastAsia="맑은 고딕"/>
-          <w:b/>
-          <w:sz w:val="20"/>
-        </w:rPr>
-        <w:t>■ 아티스트 : Cut 'N' Move</w:t>
-        <w:br/>
-      </w:r>
-      <w:r>
-        <w:rPr w:rFonts="맑은 고딕">
-          <w:rFonts w:ascii="맑은 고딕" w:hAnsi="맑은 고딕" w:eastAsia="맑은 고딕"/>
-          <w:b/>
-          <w:sz w:val="20"/>
-        </w:rPr>
-        <w:t>■ 앨범명 : I'm Alive</w:t>
-        <w:br/>
-      </w:r>
-      <w:r>
-        <w:rPr w:rFonts="맑은 고딕">
-          <w:rFonts w:ascii="맑은 고딕" w:hAnsi="맑은 고딕" w:eastAsia="맑은 고딕"/>
-          <w:b w:val="0"/>
-          <w:sz w:val="20"/>
-        </w:rPr>
-        <w:t>■ 음반 레이블 : EMI / Medley Records</w:t>
-        <w:br/>
-      </w:r>
-      <w:r>
-        <w:rPr w:rFonts="맑은 고딕">
-          <w:rFonts w:ascii="맑은 고딕" w:hAnsi="맑은 고딕" w:eastAsia="맑은 고딕"/>
-          <w:b w:val="0"/>
-          <w:sz w:val="20"/>
-        </w:rPr>
-        <w:t>■ 발매년도 : 1995</w:t>
-        <w:br/>
-      </w:r>
-      <w:r>
-        <w:rPr w:rFonts="맑은 고딕">
-          <w:rFonts w:ascii="맑은 고딕" w:hAnsi="맑은 고딕" w:eastAsia="맑은 고딕"/>
-          <w:b w:val="0"/>
-          <w:sz w:val="20"/>
-        </w:rPr>
-        <w:t>■ 장르 : 유로댄스 (Eurodance), 힙하우스 (Hip-House), 댄스팝 (Dance-Pop)</w:t>
-        <w:br/>
-      </w:r>
-      <w:r>
-        <w:rPr w:rFonts="맑은 고딕">
-          <w:rFonts w:ascii="맑은 고딕" w:hAnsi="맑은 고딕" w:eastAsia="맑은 고딕"/>
-          <w:b w:val="0"/>
-          <w:sz w:val="20"/>
-        </w:rPr>
-        <w:t>■ 주요 수록곡 : 1. I'm Alive</w:t>
-        <w:br/>
+        <w:t>위치 :  462</w:t>
       </w:r>
     </w:p>
     <w:p>
       <w:pPr>
-        <w:spacing w:after="160"/>
+        <w:spacing w:line="324" w:lineRule="auto" w:before="80" w:after="160"/>
       </w:pPr>
       <w:r>
         <w:rPr w:rFonts="맑은 고딕">
           <w:rFonts w:ascii="맑은 고딕" w:hAnsi="맑은 고딕" w:eastAsia="맑은 고딕"/>
           <w:b/>
           <w:color w:val="1F2937"/>
-          <w:sz w:val="24"/>
+          <w:sz w:val="22"/>
         </w:rPr>
-        <w:t>■ 음반 해설 및 감상 가이드</w:t>
+        <w:t xml:space="preserve">[음반 소개] </w:t>
+      </w:r>
+      <w:r>
+        <w:rPr w:rFonts="맑은 고딕">
+          <w:rFonts w:ascii="맑은 고딕" w:hAnsi="맑은 고딕" w:eastAsia="맑은 고딕"/>
+          <w:b w:val="0"/>
+          <w:sz w:val="21"/>
+        </w:rPr>
       </w:r>
     </w:p>
     <w:p>
       <w:pPr>
-        <w:spacing w:line="312" w:lineRule="auto" w:after="120"/>
+        <w:spacing w:line="324" w:lineRule="auto" w:after="120"/>
       </w:pPr>
       <w:r>
         <w:rPr w:rFonts="맑은 고딕">
@@ -108,51 +61,516 @@
           <w:b w:val="0"/>
           <w:sz w:val="21"/>
         </w:rPr>
-        <w:t>1990년대 초중반, 북유럽 클럽 씬을 넘어 전 세계 댄스 음악 지형에 신선한 충격을 주었던 덴마크 출신의 댄스 그룹 '컷 앤 무브(Cut 'N' Move)'가 1995년에 발표한 세 번째 정규 앨범 《I'm Alive》는 이들의 음악적 성숙도와 팝적인 감각이 최상으로 집약된 수작입니다. 당대 클럽 컬처의 정수를 담아낸 이 음반은 세련된 힙하우스 리듬과 감각적인 댄스팝의 결합을 통해, 90년대 유로댄스 음악이 도달할 수 있었던 가장 유쾌하고 에너지 넘치는 순간을 아날로그 사운드로 포착해냈습니다.</w:t>
+        <w:t>북유럽의 세련된 음악적 감각과 유로 댄스 팝의 찬란한 에너지가 응축된 컷 앤 무브(Cut 'N' Move)의 《I'm Alive》는 1990년대 팝 음악계에 지울 수 없는 활력을 아로새긴 역작입니다. 차가운 북해의 바람을 녹여내듯 쏟아지는 유려한 멜로디와 역동적인 리듬 섹션은 세월의 흐름 속에서도 여전히 심장을 뛰게 하는 벅찬 생명력을 뿜어냅니다. 정교하게 조율된 사운드스케이프 위에 얹힌 보컬의 찬란한 호소력은 단순한 댄스 플로어를 넘어선 음악적 울림을 선사하며, 지나간 청춘의 뜨거웠던 순간들을 낭만적으로 회상하게 만듭니다.</w:t>
       </w:r>
     </w:p>
     <w:p>
       <w:pPr>
-        <w:spacing w:line="312" w:lineRule="auto" w:after="120"/>
+        <w:spacing w:line="324" w:lineRule="auto" w:before="200" w:after="80"/>
       </w:pPr>
+      <w:r>
+        <w:rPr w:rFonts="맑은 고딕">
+          <w:rFonts w:ascii="맑은 고딕" w:hAnsi="맑은 고딕" w:eastAsia="맑은 고딕"/>
+          <w:b/>
+          <w:color w:val="1E3A8A"/>
+          <w:sz w:val="24"/>
+        </w:rPr>
+        <w:t>1. 음반 데이터</w:t>
+      </w:r>
+    </w:p>
+    <w:p>
+      <w:pPr>
+        <w:spacing w:line="324" w:lineRule="auto" w:after="80"/>
+      </w:pPr>
+      <w:r>
+        <w:rPr w:rFonts="맑은 고딕">
+          <w:rFonts w:ascii="맑은 고딕" w:hAnsi="맑은 고딕" w:eastAsia="맑은 고딕"/>
+          <w:b w:val="0"/>
+          <w:color w:val="6B7280"/>
+          <w:sz w:val="21"/>
+        </w:rPr>
+        <w:t xml:space="preserve">· </w:t>
+      </w:r>
+      <w:r>
+        <w:rPr w:rFonts="맑은 고딕">
+          <w:rFonts w:ascii="맑은 고딕" w:hAnsi="맑은 고딕" w:eastAsia="맑은 고딕"/>
+          <w:b/>
+          <w:color w:val="1F2937"/>
+          <w:sz w:val="21"/>
+        </w:rPr>
+        <w:t xml:space="preserve">앨범명: </w:t>
+      </w:r>
       <w:r>
         <w:rPr w:rFonts="맑은 고딕">
           <w:rFonts w:ascii="맑은 고딕" w:hAnsi="맑은 고딕" w:eastAsia="맑은 고딕"/>
           <w:b w:val="0"/>
           <w:sz w:val="21"/>
         </w:rPr>
-        <w:t>이 앨범의 가장 큰 매력은 찰진 그루브를 만들어내는 프로듀싱과 호소력 짙은 보컬의 완벽한 조화에 있습니다. 프로듀서 얀 카에르(Jørn K)와 페르 호스쿨드손(Per Holm)이 축조한 단단하고 펑키한 베이스라인 위에, 리드 보컬 진디 로센(Zindy Laursen)의 매혹적이고 힘 있는 솔(Soul)풀 보컬이 얹혀지며 독보적인 체온을 지닌 댄스 트랙들이 탄생했습니다. 자칫 가볍게 흘러갈 수 있는 댄스 장르임에도 불구하고, 탄탄한 악기 편성과 흑인 음악적 감수성을 더해 정교한 음악적 완성도를 확보했습니다.</w:t>
+        <w:t>I'm Alive</w:t>
       </w:r>
     </w:p>
     <w:p>
       <w:pPr>
-        <w:spacing w:line="312" w:lineRule="auto" w:after="120"/>
+        <w:spacing w:line="324" w:lineRule="auto" w:after="80"/>
       </w:pPr>
+      <w:r>
+        <w:rPr w:rFonts="맑은 고딕">
+          <w:rFonts w:ascii="맑은 고딕" w:hAnsi="맑은 고딕" w:eastAsia="맑은 고딕"/>
+          <w:b w:val="0"/>
+          <w:color w:val="6B7280"/>
+          <w:sz w:val="21"/>
+        </w:rPr>
+        <w:t xml:space="preserve">· </w:t>
+      </w:r>
+      <w:r>
+        <w:rPr w:rFonts="맑은 고딕">
+          <w:rFonts w:ascii="맑은 고딕" w:hAnsi="맑은 고딕" w:eastAsia="맑은 고딕"/>
+          <w:b/>
+          <w:color w:val="1F2937"/>
+          <w:sz w:val="21"/>
+        </w:rPr>
+        <w:t xml:space="preserve">아티스트: </w:t>
+      </w:r>
       <w:r>
         <w:rPr w:rFonts="맑은 고딕">
           <w:rFonts w:ascii="맑은 고딕" w:hAnsi="맑은 고딕" w:eastAsia="맑은 고딕"/>
           <w:b w:val="0"/>
           <w:sz w:val="21"/>
         </w:rPr>
-        <w:t>타이틀곡인 「I'm Alive」는 곡명 그대로 삶의 희열과 긍정의 에너지를 폭발시키는 대표 트랙으로, 거부할 수 없는 중독성 있는 리프와 파워풀한 가창이 청자를 단숨에 사로잡습니다. 이어지는 「Real Love」와 「Straight To Your Heart」 역시 세련된 멜로디 라인과 아날로그 신디사이저의 따뜻한 질감이 어우러져 아날로그 LP 특유의 풍부한 저음역대에서 더욱 깊은 음향적 쾌감을 선사합니다. 단순한 유흥의 음악을 넘어 뛰어난 리듬 체계와 선율의 미학을 증명해 보이는 곡들입니다.</w:t>
+        <w:t>Cut 'N' Move (컷 'N' 이동)</w:t>
       </w:r>
     </w:p>
     <w:p>
       <w:pPr>
-        <w:spacing w:line="312" w:lineRule="auto" w:after="120"/>
+        <w:spacing w:line="324" w:lineRule="auto" w:after="80"/>
       </w:pPr>
+      <w:r>
+        <w:rPr w:rFonts="맑은 고딕">
+          <w:rFonts w:ascii="맑은 고딕" w:hAnsi="맑은 고딕" w:eastAsia="맑은 고딕"/>
+          <w:b w:val="0"/>
+          <w:color w:val="6B7280"/>
+          <w:sz w:val="21"/>
+        </w:rPr>
+        <w:t xml:space="preserve">· </w:t>
+      </w:r>
+      <w:r>
+        <w:rPr w:rFonts="맑은 고딕">
+          <w:rFonts w:ascii="맑은 고딕" w:hAnsi="맑은 고딕" w:eastAsia="맑은 고딕"/>
+          <w:b/>
+          <w:color w:val="1F2937"/>
+          <w:sz w:val="21"/>
+        </w:rPr>
+        <w:t xml:space="preserve">발매 정보: </w:t>
+      </w:r>
       <w:r>
         <w:rPr w:rFonts="맑은 고딕">
           <w:rFonts w:ascii="맑은 고딕" w:hAnsi="맑은 고딕" w:eastAsia="맑은 고딕"/>
           <w:b w:val="0"/>
           <w:sz w:val="21"/>
         </w:rPr>
-        <w:t>《I'm Alive》는 90년대 대중음악의 황금기를 아우르는 문화적 사료이자, 시간이 흘러도 변치 않는 청량함을 간직한 댄스 바이닐의 명반입니다. 턴테이블 바늘이 음골을 지나며 터져 나오는 입체적인 드럼 비트와 생동감 넘치는 보컬은 듣는 이에게 시대를 초월한 흥분과 감동을 안겨줍니다. 90년대 유로 스타일 댄스팝의 정갈하고 감각적인 정수를 경험하고자 하는 리스너에게 이 음반은 최고의 선택이 될 것입니다.</w:t>
+        <w:t>1995년 유럽 전역을 비롯한 세계 팝 무대에 공개된 컷 앤 무브의 정규 3집 앨범으로, 1990년대 중반 유로 댄스와 힙합, 훵크의 세련된 융합을 아날로그와 디지털 기술의 황금기적 프로덕션으로 완성해 낸 앨범입니다.</w:t>
+      </w:r>
+    </w:p>
+    <w:p>
+      <w:pPr>
+        <w:spacing w:line="324" w:lineRule="auto" w:after="80"/>
+      </w:pPr>
+      <w:r>
+        <w:rPr w:rFonts="맑은 고딕">
+          <w:rFonts w:ascii="맑은 고딕" w:hAnsi="맑은 고딕" w:eastAsia="맑은 고딕"/>
+          <w:b w:val="0"/>
+          <w:color w:val="6B7280"/>
+          <w:sz w:val="21"/>
+        </w:rPr>
+        <w:t xml:space="preserve">· </w:t>
+      </w:r>
+      <w:r>
+        <w:rPr w:rFonts="맑은 고딕">
+          <w:rFonts w:ascii="맑은 고딕" w:hAnsi="맑은 고딕" w:eastAsia="맑은 고딕"/>
+          <w:b/>
+          <w:color w:val="1F2937"/>
+          <w:sz w:val="21"/>
+        </w:rPr>
+        <w:t xml:space="preserve">LP 인기도(판매량): </w:t>
+      </w:r>
+      <w:r>
+        <w:rPr w:rFonts="맑은 고딕">
+          <w:rFonts w:ascii="맑은 고딕" w:hAnsi="맑은 고딕" w:eastAsia="맑은 고딕"/>
+          <w:b w:val="0"/>
+          <w:sz w:val="21"/>
+        </w:rPr>
+        <w:t>타이틀곡 'I'm Alive'의 세계적인 메가 히트에 힘입어 유럽 주요 국가 차트의 최상위권을 휩쓸었으며, 덴마크를 비롯한 스칸디나비아 반도 및 아시아 시장에서도 플래티넘과 골드 레코드를 달성하며 막강한 상업적 성공을 거두었습니다.</w:t>
+      </w:r>
+    </w:p>
+    <w:p>
+      <w:pPr>
+        <w:spacing w:line="324" w:lineRule="auto" w:after="80"/>
+      </w:pPr>
+      <w:r>
+        <w:rPr w:rFonts="맑은 고딕">
+          <w:rFonts w:ascii="맑은 고딕" w:hAnsi="맑은 고딕" w:eastAsia="맑은 고딕"/>
+          <w:b w:val="0"/>
+          <w:color w:val="6B7280"/>
+          <w:sz w:val="21"/>
+        </w:rPr>
+        <w:t xml:space="preserve">· </w:t>
+      </w:r>
+      <w:r>
+        <w:rPr w:rFonts="맑은 고딕">
+          <w:rFonts w:ascii="맑은 고딕" w:hAnsi="맑은 고딕" w:eastAsia="맑은 고딕"/>
+          <w:b/>
+          <w:color w:val="1F2937"/>
+          <w:sz w:val="21"/>
+        </w:rPr>
+        <w:t xml:space="preserve">각종 수상경력: </w:t>
+      </w:r>
+      <w:r>
+        <w:rPr w:rFonts="맑은 고딕">
+          <w:rFonts w:ascii="맑은 고딕" w:hAnsi="맑은 고딕" w:eastAsia="맑은 고딕"/>
+          <w:b w:val="0"/>
+          <w:sz w:val="21"/>
+        </w:rPr>
+        <w:t>덴마크 최고의 음악 시상식인 대니시 뮤직 어워드(Danish Music Awards)를 비롯하여 유럽 각국의 팝/댄스 부문 트로피를 석권하며 대중성과 음악성을 겸비한 웰메이드 팝 그룹으로서의 권위를 공인받았습니다.</w:t>
+      </w:r>
+    </w:p>
+    <w:p>
+      <w:pPr>
+        <w:spacing w:line="324" w:lineRule="auto" w:before="200" w:after="80"/>
+      </w:pPr>
+      <w:r>
+        <w:rPr w:rFonts="맑은 고딕">
+          <w:rFonts w:ascii="맑은 고딕" w:hAnsi="맑은 고딕" w:eastAsia="맑은 고딕"/>
+          <w:b/>
+          <w:color w:val="1E3A8A"/>
+          <w:sz w:val="24"/>
+        </w:rPr>
+        <w:t>2. 아티스트 정보</w:t>
+      </w:r>
+    </w:p>
+    <w:p>
+      <w:pPr>
+        <w:spacing w:line="324" w:lineRule="auto" w:after="80"/>
+      </w:pPr>
+      <w:r>
+        <w:rPr w:rFonts="맑은 고딕">
+          <w:rFonts w:ascii="맑은 고딕" w:hAnsi="맑은 고딕" w:eastAsia="맑은 고딕"/>
+          <w:b w:val="0"/>
+          <w:color w:val="6B7280"/>
+          <w:sz w:val="21"/>
+        </w:rPr>
+        <w:t xml:space="preserve">· </w:t>
+      </w:r>
+      <w:r>
+        <w:rPr w:rFonts="맑은 고딕">
+          <w:rFonts w:ascii="맑은 고딕" w:hAnsi="맑은 고딕" w:eastAsia="맑은 고딕"/>
+          <w:b/>
+          <w:color w:val="1F2937"/>
+          <w:sz w:val="21"/>
+        </w:rPr>
+        <w:t xml:space="preserve">국적: </w:t>
+      </w:r>
+      <w:r>
+        <w:rPr w:rFonts="맑은 고딕">
+          <w:rFonts w:ascii="맑은 고딕" w:hAnsi="맑은 고딕" w:eastAsia="맑은 고딕"/>
+          <w:b w:val="0"/>
+          <w:sz w:val="21"/>
+        </w:rPr>
+        <w:t>덴마크</w:t>
+      </w:r>
+    </w:p>
+    <w:p>
+      <w:pPr>
+        <w:spacing w:line="324" w:lineRule="auto" w:after="80"/>
+      </w:pPr>
+      <w:r>
+        <w:rPr w:rFonts="맑은 고딕">
+          <w:rFonts w:ascii="맑은 고딕" w:hAnsi="맑은 고딕" w:eastAsia="맑은 고딕"/>
+          <w:b w:val="0"/>
+          <w:color w:val="6B7280"/>
+          <w:sz w:val="21"/>
+        </w:rPr>
+        <w:t xml:space="preserve">· </w:t>
+      </w:r>
+      <w:r>
+        <w:rPr w:rFonts="맑은 고딕">
+          <w:rFonts w:ascii="맑은 고딕" w:hAnsi="맑은 고딕" w:eastAsia="맑은 고딕"/>
+          <w:b/>
+          <w:color w:val="1F2937"/>
+          <w:sz w:val="21"/>
+        </w:rPr>
+        <w:t xml:space="preserve">생몰년도: </w:t>
+      </w:r>
+      <w:r>
+        <w:rPr w:rFonts="맑은 고딕">
+          <w:rFonts w:ascii="맑은 고딕" w:hAnsi="맑은 고딕" w:eastAsia="맑은 고딕"/>
+          <w:b w:val="0"/>
+          <w:sz w:val="21"/>
+        </w:rPr>
+        <w:t>1989년 결성</w:t>
+      </w:r>
+    </w:p>
+    <w:p>
+      <w:pPr>
+        <w:spacing w:line="324" w:lineRule="auto" w:after="80"/>
+      </w:pPr>
+      <w:r>
+        <w:rPr w:rFonts="맑은 고딕">
+          <w:rFonts w:ascii="맑은 고딕" w:hAnsi="맑은 고딕" w:eastAsia="맑은 고딕"/>
+          <w:b w:val="0"/>
+          <w:color w:val="6B7280"/>
+          <w:sz w:val="21"/>
+        </w:rPr>
+        <w:t xml:space="preserve">· </w:t>
+      </w:r>
+      <w:r>
+        <w:rPr w:rFonts="맑은 고딕">
+          <w:rFonts w:ascii="맑은 고딕" w:hAnsi="맑은 고딕" w:eastAsia="맑은 고딕"/>
+          <w:b/>
+          <w:color w:val="1F2937"/>
+          <w:sz w:val="21"/>
+        </w:rPr>
+        <w:t xml:space="preserve">그룹 소속: </w:t>
+      </w:r>
+      <w:r>
+        <w:rPr w:rFonts="맑은 고딕">
+          <w:rFonts w:ascii="맑은 고딕" w:hAnsi="맑은 고딕" w:eastAsia="맑은 고딕"/>
+          <w:b w:val="0"/>
+          <w:sz w:val="21"/>
+        </w:rPr>
+        <w:t>혼성 댄스/팝 그룹</w:t>
+      </w:r>
+    </w:p>
+    <w:p>
+      <w:pPr>
+        <w:spacing w:line="324" w:lineRule="auto" w:after="80"/>
+      </w:pPr>
+      <w:r>
+        <w:rPr w:rFonts="맑은 고딕">
+          <w:rFonts w:ascii="맑은 고딕" w:hAnsi="맑은 고딕" w:eastAsia="맑은 고딕"/>
+          <w:b w:val="0"/>
+          <w:color w:val="6B7280"/>
+          <w:sz w:val="21"/>
+        </w:rPr>
+        <w:t xml:space="preserve">· </w:t>
+      </w:r>
+      <w:r>
+        <w:rPr w:rFonts="맑은 고딕">
+          <w:rFonts w:ascii="맑은 고딕" w:hAnsi="맑은 고딕" w:eastAsia="맑은 고딕"/>
+          <w:b/>
+          <w:color w:val="1F2937"/>
+          <w:sz w:val="21"/>
+        </w:rPr>
+        <w:t xml:space="preserve">아티스트 소개: </w:t>
+      </w:r>
+      <w:r>
+        <w:rPr w:rFonts="맑은 고딕">
+          <w:rFonts w:ascii="맑은 고딕" w:hAnsi="맑은 고딕" w:eastAsia="맑은 고딕"/>
+          <w:b w:val="0"/>
+          <w:sz w:val="21"/>
+        </w:rPr>
+        <w:t>프로듀서 듀오 페르 홀름(Per Holm)과 예른 케이(Jørn K), 래퍼 MC 집(MC Zipp), 그리고 소울풀한 가창력을 지닌 디바 진디 라우르센(Zindy Laursen) 등이 모여 결성된 덴마크의 전설적인 팝 프로젝트 그룹입니다. 정통 훵크와 힙합 비트를 북유럽 특유의 유려한 멜로디 감각과 결합하여 유로 팝의 지평을 한 단계 끌어올렸으며, 1990년대 글로벌 댄스 팝 씬에 독보적인 족적을 남겼습니다.</w:t>
+      </w:r>
+    </w:p>
+    <w:p>
+      <w:pPr>
+        <w:spacing w:line="324" w:lineRule="auto" w:before="200" w:after="80"/>
+      </w:pPr>
+      <w:r>
+        <w:rPr w:rFonts="맑은 고딕">
+          <w:rFonts w:ascii="맑은 고딕" w:hAnsi="맑은 고딕" w:eastAsia="맑은 고딕"/>
+          <w:b/>
+          <w:color w:val="1E3A8A"/>
+          <w:sz w:val="24"/>
+        </w:rPr>
+        <w:t>3. 음반 상세 분석</w:t>
+      </w:r>
+    </w:p>
+    <w:p>
+      <w:pPr>
+        <w:spacing w:line="324" w:lineRule="auto" w:after="80"/>
+      </w:pPr>
+      <w:r>
+        <w:rPr w:rFonts="맑은 고딕">
+          <w:rFonts w:ascii="맑은 고딕" w:hAnsi="맑은 고딕" w:eastAsia="맑은 고딕"/>
+          <w:b w:val="0"/>
+          <w:color w:val="6B7280"/>
+          <w:sz w:val="21"/>
+        </w:rPr>
+        <w:t xml:space="preserve">· </w:t>
+      </w:r>
+      <w:r>
+        <w:rPr w:rFonts="맑은 고딕">
+          <w:rFonts w:ascii="맑은 고딕" w:hAnsi="맑은 고딕" w:eastAsia="맑은 고딕"/>
+          <w:b/>
+          <w:color w:val="1F2937"/>
+          <w:sz w:val="21"/>
+        </w:rPr>
+        <w:t xml:space="preserve">역사적 위치: </w:t>
+      </w:r>
+      <w:r>
+        <w:rPr w:rFonts="맑은 고딕">
+          <w:rFonts w:ascii="맑은 고딕" w:hAnsi="맑은 고딕" w:eastAsia="맑은 고딕"/>
+          <w:b w:val="0"/>
+          <w:sz w:val="21"/>
+        </w:rPr>
+        <w:t>1990년대 유로 댄스 음악이 세계적인 조류를 형성하던 시절, 본 앨범은 가벼운 일회성 댄스 트랙을 탈피해 탄탄한 작곡력과 뛰어난 연주 질감을 갖춘 명반으로 평가받습니다. 소울 음악의 깊이 있는 보컬 하모니와 정교하게 프로그래밍된 비트가 완벽한 균형을 이루어 오늘날 팝 역사에서도 북유럽 댄스 팝의 정점을 보여주는 중요한 이정표로 자리매김하고 있습니다.</w:t>
+      </w:r>
+    </w:p>
+    <w:p>
+      <w:pPr>
+        <w:spacing w:line="324" w:lineRule="auto" w:after="80"/>
+      </w:pPr>
+      <w:r>
+        <w:rPr w:rFonts="맑은 고딕">
+          <w:rFonts w:ascii="맑은 고딕" w:hAnsi="맑은 고딕" w:eastAsia="맑은 고딕"/>
+          <w:b w:val="0"/>
+          <w:color w:val="6B7280"/>
+          <w:sz w:val="21"/>
+        </w:rPr>
+        <w:t xml:space="preserve">· </w:t>
+      </w:r>
+      <w:r>
+        <w:rPr w:rFonts="맑은 고딕">
+          <w:rFonts w:ascii="맑은 고딕" w:hAnsi="맑은 고딕" w:eastAsia="맑은 고딕"/>
+          <w:b/>
+          <w:color w:val="1F2937"/>
+          <w:sz w:val="21"/>
+        </w:rPr>
+        <w:t xml:space="preserve">시대의 흔적(스토리텔링): </w:t>
+      </w:r>
+      <w:r>
+        <w:rPr w:rFonts="맑은 고딕">
+          <w:rFonts w:ascii="맑은 고딕" w:hAnsi="맑은 고딕" w:eastAsia="맑은 고딕"/>
+          <w:b w:val="0"/>
+          <w:sz w:val="21"/>
+        </w:rPr>
+        <w:t>냉전 종식 이후 전 세계가 맞이했던 자유와 희망의 분위기, 그리고 밀레니엄을 앞둔 청춘들의 터질 듯한 낭만과 긍정이 고스란히 담겨 있습니다. 카세트테이프와 LP의 회전 속에서 흘러나오는 이들의 음악은 당시 도심의 거리와 클럽, 라디오 주파수를 매혹하며 세대를 초월한 순수한 해방감과 유쾌한 시대적 공기를 선명하게 환기합니다.</w:t>
+      </w:r>
+    </w:p>
+    <w:p>
+      <w:pPr>
+        <w:spacing w:line="324" w:lineRule="auto" w:before="200" w:after="80"/>
+      </w:pPr>
+      <w:r>
+        <w:rPr w:rFonts="맑은 고딕">
+          <w:rFonts w:ascii="맑은 고딕" w:hAnsi="맑은 고딕" w:eastAsia="맑은 고딕"/>
+          <w:b/>
+          <w:color w:val="1E3A8A"/>
+          <w:sz w:val="24"/>
+        </w:rPr>
+        <w:t>4. 주요 수록곡 및 감상 제언</w:t>
+      </w:r>
+    </w:p>
+    <w:p>
+      <w:pPr>
+        <w:spacing w:line="324" w:lineRule="auto" w:after="80"/>
+      </w:pPr>
+      <w:r>
+        <w:rPr w:rFonts="맑은 고딕">
+          <w:rFonts w:ascii="맑은 고딕" w:hAnsi="맑은 고딕" w:eastAsia="맑은 고딕"/>
+          <w:b w:val="0"/>
+          <w:color w:val="6B7280"/>
+          <w:sz w:val="21"/>
+        </w:rPr>
+        <w:t xml:space="preserve">· </w:t>
+      </w:r>
+      <w:r>
+        <w:rPr w:rFonts="맑은 고딕">
+          <w:rFonts w:ascii="맑은 고딕" w:hAnsi="맑은 고딕" w:eastAsia="맑은 고딕"/>
+          <w:b/>
+          <w:color w:val="1F2937"/>
+          <w:sz w:val="21"/>
+        </w:rPr>
+        <w:t xml:space="preserve">주요 수록곡 특징: </w:t>
+      </w:r>
+      <w:r>
+        <w:rPr w:rFonts="맑은 고딕">
+          <w:rFonts w:ascii="맑은 고딕" w:hAnsi="맑은 고딕" w:eastAsia="맑은 고딕"/>
+          <w:b w:val="0"/>
+          <w:sz w:val="21"/>
+        </w:rPr>
+        <w:t>앨범의 포문을 여는 타이틀곡 'I'm Alive'는 웅장한 신디사이저와 폭발적인 여성 보컬의 흡인력이 돋보이는 희대의 명곡으로 듣는 이에게 강렬한 카타르시스를 안겨줍니다. 또한 서정적인 멜로디와 그루브 넘치는 랩이 절묘하게 교차하는 트랙들은 단순한 비트의 흥겨움을 넘어 가슴을 뭉클하게 만드는 진한 팝 감수성을 뿜어냅니다.</w:t>
+      </w:r>
+    </w:p>
+    <w:p>
+      <w:pPr>
+        <w:spacing w:line="324" w:lineRule="auto" w:after="80"/>
+      </w:pPr>
+      <w:r>
+        <w:rPr w:rFonts="맑은 고딕">
+          <w:rFonts w:ascii="맑은 고딕" w:hAnsi="맑은 고딕" w:eastAsia="맑은 고딕"/>
+          <w:b w:val="0"/>
+          <w:color w:val="6B7280"/>
+          <w:sz w:val="21"/>
+        </w:rPr>
+        <w:t xml:space="preserve">· </w:t>
+      </w:r>
+      <w:r>
+        <w:rPr w:rFonts="맑은 고딕">
+          <w:rFonts w:ascii="맑은 고딕" w:hAnsi="맑은 고딕" w:eastAsia="맑은 고딕"/>
+          <w:b/>
+          <w:color w:val="1F2937"/>
+          <w:sz w:val="21"/>
+        </w:rPr>
+        <w:t xml:space="preserve">빈티지 감상 제언: </w:t>
+      </w:r>
+      <w:r>
+        <w:rPr w:rFonts="맑은 고딕">
+          <w:rFonts w:ascii="맑은 고딕" w:hAnsi="맑은 고딕" w:eastAsia="맑은 고딕"/>
+          <w:b w:val="0"/>
+          <w:sz w:val="21"/>
+        </w:rPr>
+        <w:t>진공관 앰프를 은은하게 예열하고 바늘을 소리골에 올렸을 때, 디지털 음원에서는 느낄 수 없는 묵직하고도 따스한 아날로그 베이스의 탄력과 현장감 넘치는 보컬의 잔향이 룸 전체를 가득 채웁니다. 단단하면서도 결코 귀를 피로하게 하지 않는 아날로그 LP 특유의 풍성한 질감은 유로 댄스 팝의 또 다른 우아함을 발견하게 합니다.</w:t>
+      </w:r>
+    </w:p>
+    <w:p>
+      <w:pPr>
+        <w:spacing w:line="324" w:lineRule="auto" w:after="80"/>
+      </w:pPr>
+      <w:r>
+        <w:rPr w:rFonts="맑은 고딕">
+          <w:rFonts w:ascii="맑은 고딕" w:hAnsi="맑은 고딕" w:eastAsia="맑은 고딕"/>
+          <w:b w:val="0"/>
+          <w:color w:val="6B7280"/>
+          <w:sz w:val="21"/>
+        </w:rPr>
+        <w:t xml:space="preserve">· </w:t>
+      </w:r>
+      <w:r>
+        <w:rPr w:rFonts="맑은 고딕">
+          <w:rFonts w:ascii="맑은 고딕" w:hAnsi="맑은 고딕" w:eastAsia="맑은 고딕"/>
+          <w:b/>
+          <w:color w:val="1F2937"/>
+          <w:sz w:val="21"/>
+        </w:rPr>
+        <w:t xml:space="preserve">소장 가치: </w:t>
+      </w:r>
+      <w:r>
+        <w:rPr w:rFonts="맑은 고딕">
+          <w:rFonts w:ascii="맑은 고딕" w:hAnsi="맑은 고딕" w:eastAsia="맑은 고딕"/>
+          <w:b w:val="0"/>
+          <w:sz w:val="21"/>
+        </w:rPr>
+        <w:t>1990년대 중반 유로 팝 황금기의 찬란했던 숨결을 오리지널 비닐의 온기로 보존하고 있다는 점에서 그 희소성이 각별합니다. 팝 애호가는 물론 시대의 명반을 탐구하는 LP 컬렉터라면 결코 지나칠 수 없는, 북유럽 팝의 정수가 오롯이 담긴 매력적인 컬렉션 아이템입니다.</w:t>
+      </w:r>
+    </w:p>
+    <w:p>
+      <w:pPr>
+        <w:spacing w:line="324" w:lineRule="auto" w:after="120" w:before="160"/>
+      </w:pPr>
+      <w:r>
+        <w:rPr w:rFonts="맑은 고딕">
+          <w:rFonts w:ascii="맑은 고딕" w:hAnsi="맑은 고딕" w:eastAsia="맑은 고딕"/>
+          <w:b/>
+          <w:color w:val="4338CA"/>
+          <w:sz w:val="21"/>
+        </w:rPr>
+        <w:t>이 음반을 통해 북유럽의 맑은 감성과 1990년대 청춘의 심장 박동이 전해주는 감동을 다시 한번 경험해 보시는 것은 어떨까요?</w:t>
       </w:r>
     </w:p>
     <w:sectPr>
       <w:pgSz w:w="12240" w:h="15840"/>
-      <w:pgMar w:top="1440" w:right="1440" w:bottom="1440" w:left="1440" w:header="720" w:footer="720" w:gutter="0"/>
+      <w:pgMar w:top="1152" w:right="1296" w:bottom="1152" w:left="1296" w:header="720" w:footer="720" w:gutter="0"/>
       <w:cols w:space="720"/>
       <w:docGrid w:linePitch="360"/>
     </w:sectPr>

--- a/word_reports/LP_0116_위치_462_Cut 'N' Move_I'm Alive.docx
+++ b/word_reports/LP_0116_위치_462_Cut 'N' Move_I'm Alive.docx
@@ -32,7 +32,7 @@
     </w:p>
     <w:p>
       <w:pPr>
-        <w:spacing w:line="324" w:lineRule="auto" w:before="80" w:after="160"/>
+        <w:spacing w:line="324" w:lineRule="auto" w:before="80" w:after="120"/>
       </w:pPr>
       <w:r>
         <w:rPr w:rFonts="맑은 고딕">
@@ -42,13 +42,6 @@
           <w:sz w:val="22"/>
         </w:rPr>
         <w:t xml:space="preserve">[음반 소개] </w:t>
-      </w:r>
-      <w:r>
-        <w:rPr w:rFonts="맑은 고딕">
-          <w:rFonts w:ascii="맑은 고딕" w:hAnsi="맑은 고딕" w:eastAsia="맑은 고딕"/>
-          <w:b w:val="0"/>
-          <w:sz w:val="21"/>
-        </w:rPr>
       </w:r>
     </w:p>
     <w:p>
@@ -61,7 +54,46 @@
           <w:b w:val="0"/>
           <w:sz w:val="21"/>
         </w:rPr>
-        <w:t>북유럽의 세련된 음악적 감각과 유로 댄스 팝의 찬란한 에너지가 응축된 컷 앤 무브(Cut 'N' Move)의 《I'm Alive》는 1990년대 팝 음악계에 지울 수 없는 활력을 아로새긴 역작입니다. 차가운 북해의 바람을 녹여내듯 쏟아지는 유려한 멜로디와 역동적인 리듬 섹션은 세월의 흐름 속에서도 여전히 심장을 뛰게 하는 벅찬 생명력을 뿜어냅니다. 정교하게 조율된 사운드스케이프 위에 얹힌 보컬의 찬란한 호소력은 단순한 댄스 플로어를 넘어선 음악적 울림을 선사하며, 지나간 청춘의 뜨거웠던 순간들을 낭만적으로 회상하게 만듭니다.</w:t>
+        <w:t>1990년대 중반의 대중음악계는 디지털 혁명의 서막과 아날로그 사운드의 완숙미가 교차하던 찬란한 격변기였습니다. 베를린 장벽의 붕괴 이후 유럽 전역에 번져나간 자유와 해방의 열기는 클럽과 거리의 스피커를 타고 새로운 음악적 조류인 '유로댄스(Eurodance)'와 '힙하우스(Hip-House)'의 전성시대를 활짝 열어젖혔습니다. 덴마크 오르후스에서 결성된 컷 앤 무브(Cut 'N' Move)는 바로 이 황금기의 최전선에서 북유럽 특유의 세련된 팝 멜로디 감각과 흑인 소울, 그리고 역동적인 힙합 비트를 결합하여 독보적인 음악적 지평을 구축했던 선구자들입니다.</w:t>
+      </w:r>
+    </w:p>
+    <w:p>
+      <w:pPr>
+        <w:spacing w:line="324" w:lineRule="auto" w:after="120"/>
+      </w:pPr>
+      <w:r>
+        <w:rPr w:rFonts="맑은 고딕">
+          <w:rFonts w:ascii="맑은 고딕" w:hAnsi="맑은 고딕" w:eastAsia="맑은 고딕"/>
+          <w:b w:val="0"/>
+          <w:sz w:val="21"/>
+        </w:rPr>
+        <w:t>1995년에 세상에 공개된 본작 《I'm Alive》는 이들이 도달한 음악적 성숙도와 예술적 철학이 가장 선명하게 응축된 걸작입니다. 앨범 전반을 관통하는 화두는 제목 그대로 '살아 숨 쉬는 생명력의 찬가'입니다. 당시 만연하던 일회성 댄스 트랙들의 가벼움을 훌쩍 뛰어넘어, 멤버들은 정교한 브라스 편곡과 묵직한 베이스 그루브, 그리고 탁월한 가창력을 지닌 여성 보컬 진디 라우센(Zindy Laursen)의 영혼 어린 목소리를 전면에 배치했습니다. 여기에 MC 짚(MC Zipp)의 날카롭고 유려한 래핑이 절묘한 대위법을 형성하며, 음악을 듣는 이로 하여금 온몸의 감각이 깨어나는 강렬한 카타르시스를 선사합니다.</w:t>
+      </w:r>
+    </w:p>
+    <w:p>
+      <w:pPr>
+        <w:spacing w:line="324" w:lineRule="auto" w:after="120"/>
+      </w:pPr>
+      <w:r>
+        <w:rPr w:rFonts="맑은 고딕">
+          <w:rFonts w:ascii="맑은 고딕" w:hAnsi="맑은 고딕" w:eastAsia="맑은 고딕"/>
+          <w:b w:val="0"/>
+          <w:sz w:val="21"/>
+        </w:rPr>
+        <w:t>이 음반이 당대 대중음악사에 남긴 족적은 결코 가볍지 않습니다. 북유럽 팝이 영미권 시장의 변방이 아닌, 세계 팝 트렌드를 주도할 수 있는 세련된 프로덕션 역량을 지니고 있음을 당당히 입증해 보였기 때문입니다. 절망과 회의 대신 긍정과 약동의 에너지를 전파하고자 했던 이들의 메시지는 오늘날에 이르러서도 전혀 퇴색되지 않는 신선함과 서정적인 감동을 품고 있습니다.</w:t>
+      </w:r>
+    </w:p>
+    <w:p>
+      <w:pPr>
+        <w:spacing w:line="324" w:lineRule="auto" w:after="120"/>
+      </w:pPr>
+      <w:r>
+        <w:rPr w:rFonts="맑은 고딕">
+          <w:rFonts w:ascii="맑은 고딕" w:hAnsi="맑은 고딕" w:eastAsia="맑은 고딕"/>
+          <w:b w:val="0"/>
+          <w:sz w:val="21"/>
+        </w:rPr>
+        <w:t>턴테이블의 바늘이 《I'm Alive》의 소리골을 스치는 순간, 청자는 단순한 댄스 비트를 넘어 90년대 청춘들이 공유했던 순수한 열정과 낭만의 파도 속으로 빠져들게 됩니다. 차가운 디지털 압축 음원에서는 결코 체감할 수 없는, 풍성한 아날로그 신디사이저의 온기와 생동감 넘치는 퍼커션의 타격감은 세월의 더께를 걷어내고 여전히 심장을 뛰게 만드는 불멸의 울림으로 다가옵니다.</w:t>
       </w:r>
     </w:p>
     <w:p>
@@ -168,7 +200,7 @@
           <w:b w:val="0"/>
           <w:sz w:val="21"/>
         </w:rPr>
-        <w:t>1995년 유럽 전역을 비롯한 세계 팝 무대에 공개된 컷 앤 무브의 정규 3집 앨범으로, 1990년대 중반 유로 댄스와 힙합, 훵크의 세련된 융합을 아날로그와 디지털 기술의 황금기적 프로덕션으로 완성해 낸 앨범입니다.</w:t>
+        <w:t>1995년 덴마크의 유서 깊은 메들리 레코드(Medley Records)와 EMI를 통해 발매된 컷 앤 무브의 세 번째 정규 스튜디오 앨범으로, 유로댄스와 소울풀 팝의 유려한 융합을 선보인 명반입니다.</w:t>
       </w:r>
     </w:p>
     <w:p>
@@ -199,7 +231,7 @@
           <w:b w:val="0"/>
           <w:sz w:val="21"/>
         </w:rPr>
-        <w:t>타이틀곡 'I'm Alive'의 세계적인 메가 히트에 힘입어 유럽 주요 국가 차트의 최상위권을 휩쓸었으며, 덴마크를 비롯한 스칸디나비아 반도 및 아시아 시장에서도 플래티넘과 골드 레코드를 달성하며 막강한 상업적 성공을 거두었습니다.</w:t>
+        <w:t>덴마크 앨범 차트 최상위권을 강타하고 유럽 각국의 댄스 및 팝 차트 상위권에 랭크되었으며, 다수의 유럽 국가에서 골드 및 플래티넘 인증을 획득하며 높은 상업적 성공을 거두었습니다.</w:t>
       </w:r>
     </w:p>
     <w:p>
@@ -230,7 +262,7 @@
           <w:b w:val="0"/>
           <w:sz w:val="21"/>
         </w:rPr>
-        <w:t>덴마크 최고의 음악 시상식인 대니시 뮤직 어워드(Danish Music Awards)를 비롯하여 유럽 각국의 팝/댄스 부문 트로피를 석권하며 대중성과 음악성을 겸비한 웰메이드 팝 그룹으로서의 권위를 공인받았습니다.</w:t>
+        <w:t>덴마크 음악계의 최고 권위를 자랑하는 덴마크 뮤직 어워드(Danish Music Awards)에서 다수 부문에 노미네이트 및 수상하며 대중성과 음악성을 동시에 공인받았습니다.</w:t>
       </w:r>
     </w:p>
     <w:p>
@@ -275,7 +307,7 @@
           <w:b w:val="0"/>
           <w:sz w:val="21"/>
         </w:rPr>
-        <w:t>덴마크</w:t>
+        <w:t>덴마크 (Denmark)</w:t>
       </w:r>
     </w:p>
     <w:p>
@@ -337,7 +369,7 @@
           <w:b w:val="0"/>
           <w:sz w:val="21"/>
         </w:rPr>
-        <w:t>혼성 댄스/팝 그룹</w:t>
+        <w:t>댄스 팝 / 힙하우스 그룹</w:t>
       </w:r>
     </w:p>
     <w:p>
@@ -368,7 +400,7 @@
           <w:b w:val="0"/>
           <w:sz w:val="21"/>
         </w:rPr>
-        <w:t>프로듀서 듀오 페르 홀름(Per Holm)과 예른 케이(Jørn K), 래퍼 MC 집(MC Zipp), 그리고 소울풀한 가창력을 지닌 디바 진디 라우르센(Zindy Laursen) 등이 모여 결성된 덴마크의 전설적인 팝 프로젝트 그룹입니다. 정통 훵크와 힙합 비트를 북유럽 특유의 유려한 멜로디 감각과 결합하여 유로 팝의 지평을 한 단계 끌어올렸으며, 1990년대 글로벌 댄스 팝 씬에 독보적인 족적을 남겼습니다.</w:t>
+        <w:t>래퍼 MC 짚(MC Zipp)과 프로듀서 듀오(페르 홈, 토르모드 홈), 그리고 독보적인 가창력의 보컬리스트 진디 라우센(Zindy Laursen)으로 구성된 덴마크의 전설적인 팝 그룹입니다. 북유럽 댄스 음악의 기술적 정교함에 정통 흑인 소울과 펑크(Funk)의 숨결을 불어넣어 90년대 유럽 팝 르네상스를 견인한 주역으로 평가받습니다.</w:t>
       </w:r>
     </w:p>
     <w:p>
@@ -413,7 +445,7 @@
           <w:b w:val="0"/>
           <w:sz w:val="21"/>
         </w:rPr>
-        <w:t>1990년대 유로 댄스 음악이 세계적인 조류를 형성하던 시절, 본 앨범은 가벼운 일회성 댄스 트랙을 탈피해 탄탄한 작곡력과 뛰어난 연주 질감을 갖춘 명반으로 평가받습니다. 소울 음악의 깊이 있는 보컬 하모니와 정교하게 프로그래밍된 비트가 완벽한 균형을 이루어 오늘날 팝 역사에서도 북유럽 댄스 팝의 정점을 보여주는 중요한 이정표로 자리매김하고 있습니다.</w:t>
+        <w:t>90년대 중반 유로댄스 붐이 정점에 달했을 때 발표된 앨범으로, 가벼운 클럽 댄스 형식을 탈피해 탄탄한 작곡 기법과 소울 음악의 깊이를 융합함으로써 댄스 팝을 하나의 완성도 높은 앨범 예술로 격상시킨 역사적 수작입니다.</w:t>
       </w:r>
     </w:p>
     <w:p>
@@ -444,7 +476,7 @@
           <w:b w:val="0"/>
           <w:sz w:val="21"/>
         </w:rPr>
-        <w:t>냉전 종식 이후 전 세계가 맞이했던 자유와 희망의 분위기, 그리고 밀레니엄을 앞둔 청춘들의 터질 듯한 낭만과 긍정이 고스란히 담겨 있습니다. 카세트테이프와 LP의 회전 속에서 흘러나오는 이들의 음악은 당시 도심의 거리와 클럽, 라디오 주파수를 매혹하며 세대를 초월한 순수한 해방감과 유쾌한 시대적 공기를 선명하게 환기합니다.</w:t>
+        <w:t>냉전 종식 이후 전 세계에 불어닥친 자유의 물결과 희망에 찬 청춘의 문화적 공기가 고스란히 담겨 있습니다. 주말 밤 클럽과 거리의 카세트 데크에서 울려 퍼지며 젊은 영혼들을 하나로 묶어주었던 시대의 온기와 낙관적 노스탤지어가 생생히 투영되어 있습니다.</w:t>
       </w:r>
     </w:p>
     <w:p>
@@ -489,7 +521,7 @@
           <w:b w:val="0"/>
           <w:sz w:val="21"/>
         </w:rPr>
-        <w:t>앨범의 포문을 여는 타이틀곡 'I'm Alive'는 웅장한 신디사이저와 폭발적인 여성 보컬의 흡인력이 돋보이는 희대의 명곡으로 듣는 이에게 강렬한 카타르시스를 안겨줍니다. 또한 서정적인 멜로디와 그루브 넘치는 랩이 절묘하게 교차하는 트랙들은 단순한 비트의 흥겨움을 넘어 가슴을 뭉클하게 만드는 진한 팝 감수성을 뿜어냅니다.</w:t>
+        <w:t>타이틀 트랙 "I'm Alive"는 폭발적인 신디사이저 리프와 호소력 짙은 보컬, 역동적인 랩이 완벽한 삼위일체를 이루며 살아있음의 벅찬 희열을 선사합니다. 이와 함께 수록된 트랙들 역시 펑키한 브라스 섹션과 감미로운 멜로디 라인이 조화를 이루어 댄서블하면서도 그윽한 서정성을 뿜어냅니다.</w:t>
       </w:r>
     </w:p>
     <w:p>
@@ -520,7 +552,7 @@
           <w:b w:val="0"/>
           <w:sz w:val="21"/>
         </w:rPr>
-        <w:t>진공관 앰프를 은은하게 예열하고 바늘을 소리골에 올렸을 때, 디지털 음원에서는 느낄 수 없는 묵직하고도 따스한 아날로그 베이스의 탄력과 현장감 넘치는 보컬의 잔향이 룸 전체를 가득 채웁니다. 단단하면서도 결코 귀를 피로하게 하지 않는 아날로그 LP 특유의 풍성한 질감은 유로 댄스 팝의 또 다른 우아함을 발견하게 합니다.</w:t>
+        <w:t>턴테이블의 암대를 내리고 진공관 앰프를 통해 감상할 때, 이 음반의 진가가 비로소 드러납니다. 묵직하고 탄력 넘치는 아날로그 킥 드럼과 따뜻하게 퍼지는 베이스 라인이 청음 공간을 밀도 높게 채우며, 디지털 파일에서는 느낄 수 없는 진한 현장감과 입체적인 음장감을 전달합니다.</w:t>
       </w:r>
     </w:p>
     <w:p>
@@ -551,7 +583,7 @@
           <w:b w:val="0"/>
           <w:sz w:val="21"/>
         </w:rPr>
-        <w:t>1990년대 중반 유로 팝 황금기의 찬란했던 숨결을 오리지널 비닐의 온기로 보존하고 있다는 점에서 그 희소성이 각별합니다. 팝 애호가는 물론 시대의 명반을 탐구하는 LP 컬렉터라면 결코 지나칠 수 없는, 북유럽 팝의 정수가 오롯이 담긴 매력적인 컬렉션 아이템입니다.</w:t>
+        <w:t>90년대 오리지널 유로댄스/팝의 찬란한 전성기 사운드를 오롯이 담고 있는 바이닐로서, 북유럽 팝의 역사적 컬렉션 측면뿐만 아니라 아날로그 특유의 에너지와 생명력을 사랑하는 LP 애호가들에게 대체 불가능한 소장 가치를 지닙니다.</w:t>
       </w:r>
     </w:p>
     <w:p>
@@ -565,7 +597,7 @@
           <w:color w:val="4338CA"/>
           <w:sz w:val="21"/>
         </w:rPr>
-        <w:t>이 음반을 통해 북유럽의 맑은 감성과 1990년대 청춘의 심장 박동이 전해주는 감동을 다시 한번 경험해 보시는 것은 어떨까요?</w:t>
+        <w:t>이 음반을 통해 1990년대 찬란했던 청춘의 약동과 시대를 초월하여 울려 퍼지는 생명력의 전율이 전해주는 감동을 다시 한번 경험해 보시는 것은 어떨까요?</w:t>
       </w:r>
     </w:p>
     <w:sectPr>
